--- a/Front Pages Internship.docx
+++ b/Front Pages Internship.docx
@@ -3441,70 +3441,30 @@
         <w:rPr>
           <w:sz w:val="24"/>
           <w:szCs w:val="24"/>
-          <w:lang w:val="en-IN"/>
         </w:rPr>
       </w:pPr>
       <w:r>
         <w:rPr>
           <w:sz w:val="24"/>
           <w:szCs w:val="24"/>
-          <w:lang w:val="en-IN"/>
-        </w:rPr>
-        <w:t xml:space="preserve">This report encapsulates the industrial training experience undertaken at </w:t>
+        </w:rPr>
+        <w:t xml:space="preserve">The 12-week Industrial Internship was successfully completed at </w:t>
       </w:r>
       <w:proofErr w:type="spellStart"/>
       <w:r>
         <w:rPr>
           <w:sz w:val="24"/>
           <w:szCs w:val="24"/>
-          <w:lang w:val="en-IN"/>
-        </w:rPr>
-        <w:t>Edunet</w:t>
+        </w:rPr>
+        <w:t>SoftTech</w:t>
       </w:r>
       <w:proofErr w:type="spellEnd"/>
       <w:r>
         <w:rPr>
           <w:sz w:val="24"/>
           <w:szCs w:val="24"/>
-          <w:lang w:val="en-IN"/>
-        </w:rPr>
-        <w:t xml:space="preserve"> Foundation in collaboration with IBM under the IBM </w:t>
-      </w:r>
-      <w:proofErr w:type="spellStart"/>
-      <w:r>
-        <w:rPr>
-          <w:sz w:val="24"/>
-          <w:szCs w:val="24"/>
-          <w:lang w:val="en-IN"/>
-        </w:rPr>
-        <w:t>SkillsBuild</w:t>
-      </w:r>
-      <w:proofErr w:type="spellEnd"/>
-      <w:r>
-        <w:rPr>
-          <w:sz w:val="24"/>
-          <w:szCs w:val="24"/>
-          <w:lang w:val="en-IN"/>
-        </w:rPr>
-        <w:t xml:space="preserve"> initiative. The training focused on enhancing digital competencies in cybersecurity and data science through a structured hybrid learning model. It outlines the organizational framework of </w:t>
-      </w:r>
-      <w:proofErr w:type="spellStart"/>
-      <w:r>
-        <w:rPr>
-          <w:sz w:val="24"/>
-          <w:szCs w:val="24"/>
-          <w:lang w:val="en-IN"/>
-        </w:rPr>
-        <w:t>Edunet</w:t>
-      </w:r>
-      <w:proofErr w:type="spellEnd"/>
-      <w:r>
-        <w:rPr>
-          <w:sz w:val="24"/>
-          <w:szCs w:val="24"/>
-          <w:lang w:val="en-IN"/>
-        </w:rPr>
-        <w:t xml:space="preserve"> Foundation, its mission to bridge academic and industry gaps, and its strategic partnerships with global tech leaders.</w:t>
+        </w:rPr>
+        <w:t xml:space="preserve"> Computer Training Institute, where the primary objective was to bridge the gap between academic learning and industry requirements through practical training in Data Science, Data Analysis using Python, Business Intelligence, Power BI, and Generative AI. The internship was designed to develop technical knowledge, analytical thinking, and professional skills required in the modern IT industry.</w:t>
       </w:r>
     </w:p>
     <w:p>
@@ -3514,16 +3474,14 @@
         <w:rPr>
           <w:sz w:val="24"/>
           <w:szCs w:val="24"/>
-          <w:lang w:val="en-IN"/>
         </w:rPr>
       </w:pPr>
       <w:r>
         <w:rPr>
           <w:sz w:val="24"/>
           <w:szCs w:val="24"/>
-          <w:lang w:val="en-IN"/>
-        </w:rPr>
-        <w:t>The document details the software tools and platforms used during the program, including Python, IBM Watson Studio, Kali Linux, and Wireshark, along with their specifications, usage, and maintenance protocols. It further explores the methodologies adopted—ranging from online modules and mentor-led sessions to hands-on labs and mini projects.</w:t>
+        </w:rPr>
+        <w:t>During the internship, comprehensive training was provided in Python programming, including object-oriented programming concepts, exception handling, file handling, and the use of libraries such as NumPy, Pandas, Matplotlib, and Seaborn for data analysis and visualization. Practical knowledge of data cleaning, preprocessing, exploratory data analysis (EDA), feature engineering, and statistical analysis was acquired through hands-on exercises and real-world datasets. Additionally, the internship introduced Business Intelligence concepts and the use of Microsoft Power BI for creating interactive dashboards, reports, data models, and visualizations using Power Query and DAX.</w:t>
       </w:r>
     </w:p>
     <w:p>
@@ -3533,16 +3491,14 @@
         <w:rPr>
           <w:sz w:val="24"/>
           <w:szCs w:val="24"/>
-          <w:lang w:val="en-IN"/>
         </w:rPr>
       </w:pPr>
       <w:r>
         <w:rPr>
           <w:sz w:val="24"/>
           <w:szCs w:val="24"/>
-          <w:lang w:val="en-IN"/>
-        </w:rPr>
-        <w:t>Testing procedures involved unit testing, performance analysis, and ethical cybersecurity simulations. Safety protocols emphasized data protection, cyber hygiene, and secure coding practices. The report also highlights practical experiences such as machine learning implementation and network threat detection, culminating in a final project on anomaly detection.</w:t>
+        </w:rPr>
+        <w:t>The training also covered the latest Generative AI technologies, including ChatGPT, Google Gemini, Claude, Git, GitHub, and professional workplace practices, enabling students to understand emerging technologies and industry workflows. Throughout the internship, several assignments, mini-projects, and a Power BI dashboard project were completed, strengthening problem-solving abilities, technical proficiency, teamwork, communication, and documentation skills.</w:t>
       </w:r>
     </w:p>
     <w:p>
@@ -3552,22 +3508,24 @@
         <w:rPr>
           <w:sz w:val="24"/>
           <w:szCs w:val="24"/>
-          <w:lang w:val="en-IN"/>
         </w:rPr>
       </w:pPr>
       <w:r>
         <w:rPr>
           <w:sz w:val="24"/>
           <w:szCs w:val="24"/>
-          <w:lang w:val="en-IN"/>
-        </w:rPr>
-        <w:t>Challenges faced during the training, including debugging and network configuration, are discussed alongside personal reflections. The report concludes by affirming the program’s role in preparing students for real-world IT careers through experiential learning and industry-aligned skill development.</w:t>
+        </w:rPr>
+        <w:t xml:space="preserve">This report presents the organizational structure of the institute, training methodologies, software tools used, practical tasks performed, learning outcomes, challenges encountered, and the overall experience gained during the internship. The industrial training significantly enhanced both technical and professional competencies, providing valuable exposure to real-world applications of data science, business intelligence, and modern software development practices. The knowledge and experience gained during this internship have strengthened the foundation for future academic projects and career opportunities in the fields of Data Science, Data Analytics, Business Intelligence, and Artificial Intelligence. </w:t>
       </w:r>
     </w:p>
     <w:p>
       <w:pPr>
         <w:spacing w:line="276" w:lineRule="auto"/>
         <w:jc w:val="both"/>
+        <w:rPr>
+          <w:sz w:val="24"/>
+          <w:szCs w:val="24"/>
+        </w:rPr>
         <w:sectPr>
           <w:pgSz w:w="11910" w:h="16840"/>
           <w:pgMar w:top="1820" w:right="1040" w:bottom="280" w:left="1300" w:header="720" w:footer="720" w:gutter="0"/>
@@ -3625,93 +3583,68 @@
     </w:p>
     <w:tbl>
       <w:tblPr>
-        <w:tblW w:w="0" w:type="auto"/>
-        <w:tblInd w:w="150" w:type="dxa"/>
-        <w:tblBorders>
-          <w:top w:val="single" w:sz="4" w:space="0" w:color="000000"/>
-          <w:left w:val="single" w:sz="4" w:space="0" w:color="000000"/>
-          <w:bottom w:val="single" w:sz="4" w:space="0" w:color="000000"/>
-          <w:right w:val="single" w:sz="4" w:space="0" w:color="000000"/>
-          <w:insideH w:val="single" w:sz="4" w:space="0" w:color="000000"/>
-          <w:insideV w:val="single" w:sz="4" w:space="0" w:color="000000"/>
-        </w:tblBorders>
-        <w:tblLayout w:type="fixed"/>
+        <w:tblW w:w="9697" w:type="dxa"/>
+        <w:tblCellSpacing w:w="15" w:type="dxa"/>
         <w:tblCellMar>
-          <w:left w:w="0" w:type="dxa"/>
-          <w:right w:w="0" w:type="dxa"/>
+          <w:top w:w="15" w:type="dxa"/>
+          <w:left w:w="15" w:type="dxa"/>
+          <w:bottom w:w="15" w:type="dxa"/>
+          <w:right w:w="15" w:type="dxa"/>
         </w:tblCellMar>
-        <w:tblLook w:val="01E0" w:firstRow="1" w:lastRow="1" w:firstColumn="1" w:lastColumn="1" w:noHBand="0" w:noVBand="0"/>
+        <w:tblLook w:val="04A0" w:firstRow="1" w:lastRow="0" w:firstColumn="1" w:lastColumn="0" w:noHBand="0" w:noVBand="1"/>
       </w:tblPr>
       <w:tblGrid>
-        <w:gridCol w:w="1556"/>
-        <w:gridCol w:w="6237"/>
-        <w:gridCol w:w="1518"/>
+        <w:gridCol w:w="1325"/>
+        <w:gridCol w:w="7514"/>
+        <w:gridCol w:w="858"/>
       </w:tblGrid>
       <w:tr>
         <w:trPr>
-          <w:trHeight w:val="777"/>
+          <w:trHeight w:val="1014"/>
+          <w:tblHeader/>
+          <w:tblCellSpacing w:w="15" w:type="dxa"/>
         </w:trPr>
         <w:tc>
           <w:tcPr>
-            <w:tcW w:w="1556" w:type="dxa"/>
+            <w:tcW w:w="0" w:type="auto"/>
+            <w:vAlign w:val="center"/>
+            <w:hideMark/>
           </w:tcPr>
           <w:p>
             <w:pPr>
-              <w:pStyle w:val="TableParagraph"/>
-              <w:spacing w:before="228"/>
-              <w:ind w:left="11"/>
               <w:jc w:val="center"/>
               <w:rPr>
-                <w:b/>
-                <w:sz w:val="28"/>
+                <w:sz w:val="24"/>
+                <w:szCs w:val="24"/>
               </w:rPr>
             </w:pPr>
             <w:r>
               <w:rPr>
-                <w:b/>
-                <w:spacing w:val="-5"/>
-                <w:sz w:val="28"/>
-              </w:rPr>
-              <w:t xml:space="preserve">CHAPTER </w:t>
-            </w:r>
-            <w:r>
-              <w:rPr>
-                <w:b/>
-                <w:spacing w:val="-5"/>
-                <w:sz w:val="28"/>
-              </w:rPr>
-              <w:t>NO</w:t>
-            </w:r>
-            <w:r>
-              <w:rPr>
-                <w:b/>
-                <w:spacing w:val="-5"/>
-                <w:sz w:val="28"/>
-              </w:rPr>
-              <w:t>.</w:t>
+                <w:sz w:val="24"/>
+                <w:szCs w:val="24"/>
+              </w:rPr>
+              <w:t>CHAPTER NO.</w:t>
             </w:r>
           </w:p>
         </w:tc>
         <w:tc>
           <w:tcPr>
-            <w:tcW w:w="6237" w:type="dxa"/>
+            <w:tcW w:w="0" w:type="auto"/>
+            <w:vAlign w:val="center"/>
+            <w:hideMark/>
           </w:tcPr>
           <w:p>
             <w:pPr>
-              <w:pStyle w:val="TableParagraph"/>
-              <w:spacing w:before="228"/>
-              <w:ind w:left="11"/>
               <w:jc w:val="center"/>
               <w:rPr>
-                <w:b/>
-                <w:sz w:val="28"/>
+                <w:sz w:val="24"/>
+                <w:szCs w:val="24"/>
               </w:rPr>
             </w:pPr>
             <w:r>
               <w:rPr>
-                <w:b/>
-                <w:spacing w:val="-2"/>
-                <w:sz w:val="28"/>
+                <w:sz w:val="24"/>
+                <w:szCs w:val="24"/>
               </w:rPr>
               <w:t>TITLE</w:t>
             </w:r>
@@ -3719,67 +3652,51 @@
         </w:tc>
         <w:tc>
           <w:tcPr>
-            <w:tcW w:w="1518" w:type="dxa"/>
+            <w:tcW w:w="0" w:type="auto"/>
+            <w:vAlign w:val="center"/>
+            <w:hideMark/>
           </w:tcPr>
           <w:p>
             <w:pPr>
-              <w:pStyle w:val="TableParagraph"/>
-              <w:spacing w:before="228"/>
-              <w:ind w:left="9"/>
               <w:jc w:val="center"/>
               <w:rPr>
-                <w:b/>
-                <w:sz w:val="28"/>
+                <w:sz w:val="24"/>
+                <w:szCs w:val="24"/>
               </w:rPr>
             </w:pPr>
             <w:r>
               <w:rPr>
-                <w:b/>
-                <w:sz w:val="28"/>
-              </w:rPr>
-              <w:t>PAGE</w:t>
-            </w:r>
-            <w:r>
-              <w:rPr>
-                <w:b/>
-                <w:spacing w:val="-2"/>
-                <w:sz w:val="28"/>
-              </w:rPr>
-              <w:t xml:space="preserve"> </w:t>
-            </w:r>
-            <w:r>
-              <w:rPr>
-                <w:b/>
-                <w:spacing w:val="-5"/>
-                <w:sz w:val="28"/>
-              </w:rPr>
-              <w:t>NO.</w:t>
+                <w:sz w:val="24"/>
+                <w:szCs w:val="24"/>
+              </w:rPr>
+              <w:t>PAGE NO.</w:t>
             </w:r>
           </w:p>
         </w:tc>
       </w:tr>
       <w:tr>
         <w:trPr>
-          <w:trHeight w:val="777"/>
+          <w:trHeight w:val="980"/>
+          <w:tblCellSpacing w:w="15" w:type="dxa"/>
         </w:trPr>
         <w:tc>
           <w:tcPr>
-            <w:tcW w:w="1556" w:type="dxa"/>
+            <w:tcW w:w="0" w:type="auto"/>
+            <w:vAlign w:val="center"/>
+            <w:hideMark/>
           </w:tcPr>
           <w:p>
             <w:pPr>
-              <w:pStyle w:val="TableParagraph"/>
-              <w:spacing w:before="251"/>
-              <w:ind w:left="11" w:right="5"/>
               <w:jc w:val="center"/>
               <w:rPr>
                 <w:sz w:val="24"/>
+                <w:szCs w:val="24"/>
               </w:rPr>
             </w:pPr>
             <w:r>
               <w:rPr>
-                <w:spacing w:val="-5"/>
-                <w:sz w:val="24"/>
+                <w:sz w:val="24"/>
+                <w:szCs w:val="24"/>
               </w:rPr>
               <w:t>1.</w:t>
             </w:r>
@@ -3787,81 +3704,90 @@
         </w:tc>
         <w:tc>
           <w:tcPr>
-            <w:tcW w:w="6237" w:type="dxa"/>
+            <w:tcW w:w="0" w:type="auto"/>
+            <w:vAlign w:val="center"/>
+            <w:hideMark/>
           </w:tcPr>
           <w:p>
             <w:pPr>
-              <w:pStyle w:val="TableParagraph"/>
               <w:jc w:val="center"/>
               <w:rPr>
                 <w:sz w:val="24"/>
                 <w:szCs w:val="24"/>
               </w:rPr>
             </w:pPr>
-          </w:p>
-          <w:p>
-            <w:pPr>
-              <w:pStyle w:val="TableParagraph"/>
-              <w:jc w:val="center"/>
-              <w:rPr>
-                <w:sz w:val="24"/>
-                <w:szCs w:val="24"/>
-              </w:rPr>
-            </w:pPr>
-            <w:r>
-              <w:rPr>
-                <w:sz w:val="24"/>
-                <w:szCs w:val="24"/>
-              </w:rPr>
-              <w:t>Organization structure of Industry and general layout.</w:t>
+            <w:r>
+              <w:rPr>
+                <w:sz w:val="24"/>
+                <w:szCs w:val="24"/>
+              </w:rPr>
+              <w:t xml:space="preserve">Organization Structure of </w:t>
+            </w:r>
+            <w:proofErr w:type="spellStart"/>
+            <w:r>
+              <w:rPr>
+                <w:sz w:val="24"/>
+                <w:szCs w:val="24"/>
+              </w:rPr>
+              <w:t>SoftTech</w:t>
+            </w:r>
+            <w:proofErr w:type="spellEnd"/>
+            <w:r>
+              <w:rPr>
+                <w:sz w:val="24"/>
+                <w:szCs w:val="24"/>
+              </w:rPr>
+              <w:t xml:space="preserve"> Computer Training Institute and General Layout</w:t>
             </w:r>
           </w:p>
         </w:tc>
         <w:tc>
           <w:tcPr>
-            <w:tcW w:w="1518" w:type="dxa"/>
+            <w:tcW w:w="0" w:type="auto"/>
+            <w:vAlign w:val="center"/>
+            <w:hideMark/>
           </w:tcPr>
           <w:p>
             <w:pPr>
-              <w:pStyle w:val="TableParagraph"/>
-              <w:spacing w:before="251"/>
-              <w:ind w:left="9"/>
               <w:jc w:val="center"/>
               <w:rPr>
                 <w:sz w:val="24"/>
+                <w:szCs w:val="24"/>
               </w:rPr>
             </w:pPr>
             <w:r>
               <w:rPr>
                 <w:sz w:val="24"/>
-              </w:rPr>
-              <w:t>1 - 3</w:t>
+                <w:szCs w:val="24"/>
+              </w:rPr>
+              <w:t>1 – 3</w:t>
             </w:r>
           </w:p>
         </w:tc>
       </w:tr>
       <w:tr>
         <w:trPr>
-          <w:trHeight w:val="1215"/>
+          <w:trHeight w:val="1014"/>
+          <w:tblCellSpacing w:w="15" w:type="dxa"/>
         </w:trPr>
         <w:tc>
           <w:tcPr>
-            <w:tcW w:w="1556" w:type="dxa"/>
+            <w:tcW w:w="0" w:type="auto"/>
+            <w:vAlign w:val="center"/>
+            <w:hideMark/>
           </w:tcPr>
           <w:p>
             <w:pPr>
-              <w:pStyle w:val="TableParagraph"/>
-              <w:spacing w:before="95"/>
-              <w:ind w:left="11" w:right="5"/>
               <w:jc w:val="center"/>
               <w:rPr>
                 <w:sz w:val="24"/>
+                <w:szCs w:val="24"/>
               </w:rPr>
             </w:pPr>
             <w:r>
               <w:rPr>
-                <w:spacing w:val="-5"/>
-                <w:sz w:val="24"/>
+                <w:sz w:val="24"/>
+                <w:szCs w:val="24"/>
               </w:rPr>
               <w:t>2.</w:t>
             </w:r>
@@ -3869,87 +3795,90 @@
         </w:tc>
         <w:tc>
           <w:tcPr>
-            <w:tcW w:w="6237" w:type="dxa"/>
+            <w:tcW w:w="0" w:type="auto"/>
+            <w:vAlign w:val="center"/>
+            <w:hideMark/>
           </w:tcPr>
           <w:p>
             <w:pPr>
-              <w:pStyle w:val="TableParagraph"/>
               <w:jc w:val="center"/>
               <w:rPr>
                 <w:sz w:val="24"/>
                 <w:szCs w:val="24"/>
               </w:rPr>
             </w:pPr>
-          </w:p>
-          <w:p>
-            <w:pPr>
-              <w:pStyle w:val="TableParagraph"/>
-              <w:jc w:val="center"/>
-              <w:rPr>
-                <w:sz w:val="24"/>
-                <w:szCs w:val="24"/>
-              </w:rPr>
-            </w:pPr>
-            <w:r>
-              <w:rPr>
-                <w:sz w:val="24"/>
-                <w:szCs w:val="24"/>
-              </w:rPr>
-              <w:t>Introduction to Industry / Organization (history, type of products and services, turn over and number of employees etc.)</w:t>
+            <w:r>
+              <w:rPr>
+                <w:sz w:val="24"/>
+                <w:szCs w:val="24"/>
+              </w:rPr>
+              <w:t xml:space="preserve">Introduction to </w:t>
+            </w:r>
+            <w:proofErr w:type="spellStart"/>
+            <w:r>
+              <w:rPr>
+                <w:sz w:val="24"/>
+                <w:szCs w:val="24"/>
+              </w:rPr>
+              <w:t>SoftTech</w:t>
+            </w:r>
+            <w:proofErr w:type="spellEnd"/>
+            <w:r>
+              <w:rPr>
+                <w:sz w:val="24"/>
+                <w:szCs w:val="24"/>
+              </w:rPr>
+              <w:t xml:space="preserve"> Computer Training Institute (History, Vision, Services, Training Programs, Infrastructure and Organization Details)</w:t>
             </w:r>
           </w:p>
         </w:tc>
         <w:tc>
           <w:tcPr>
-            <w:tcW w:w="1518" w:type="dxa"/>
+            <w:tcW w:w="0" w:type="auto"/>
+            <w:vAlign w:val="center"/>
+            <w:hideMark/>
           </w:tcPr>
           <w:p>
             <w:pPr>
-              <w:pStyle w:val="TableParagraph"/>
-              <w:spacing w:before="231"/>
-              <w:ind w:left="9"/>
               <w:jc w:val="center"/>
               <w:rPr>
                 <w:sz w:val="24"/>
+                <w:szCs w:val="24"/>
               </w:rPr>
             </w:pPr>
             <w:r>
               <w:rPr>
                 <w:sz w:val="24"/>
-              </w:rPr>
-              <w:t xml:space="preserve">4 - </w:t>
-            </w:r>
-            <w:r>
-              <w:rPr>
-                <w:sz w:val="24"/>
-              </w:rPr>
-              <w:t>6</w:t>
+                <w:szCs w:val="24"/>
+              </w:rPr>
+              <w:t>4 – 6</w:t>
             </w:r>
           </w:p>
         </w:tc>
       </w:tr>
       <w:tr>
         <w:trPr>
-          <w:trHeight w:val="1403"/>
+          <w:trHeight w:val="1521"/>
+          <w:tblCellSpacing w:w="15" w:type="dxa"/>
         </w:trPr>
         <w:tc>
           <w:tcPr>
-            <w:tcW w:w="1556" w:type="dxa"/>
+            <w:tcW w:w="0" w:type="auto"/>
+            <w:vAlign w:val="center"/>
+            <w:hideMark/>
           </w:tcPr>
           <w:p>
             <w:pPr>
-              <w:pStyle w:val="TableParagraph"/>
-              <w:spacing w:before="251"/>
-              <w:ind w:left="11" w:right="5"/>
               <w:jc w:val="center"/>
               <w:rPr>
                 <w:sz w:val="24"/>
+                <w:szCs w:val="24"/>
               </w:rPr>
             </w:pPr>
             <w:r>
               <w:rPr>
-                <w:spacing w:val="-5"/>
-                <w:sz w:val="24"/>
+                <w:sz w:val="24"/>
+                <w:szCs w:val="24"/>
               </w:rPr>
               <w:t>3.</w:t>
             </w:r>
@@ -3957,109 +3886,74 @@
         </w:tc>
         <w:tc>
           <w:tcPr>
-            <w:tcW w:w="6237" w:type="dxa"/>
+            <w:tcW w:w="0" w:type="auto"/>
+            <w:vAlign w:val="center"/>
+            <w:hideMark/>
           </w:tcPr>
           <w:p>
             <w:pPr>
-              <w:pStyle w:val="TableParagraph"/>
               <w:jc w:val="center"/>
               <w:rPr>
                 <w:sz w:val="24"/>
                 <w:szCs w:val="24"/>
               </w:rPr>
             </w:pPr>
-          </w:p>
-          <w:p>
-            <w:pPr>
-              <w:pStyle w:val="TableParagraph"/>
-              <w:jc w:val="center"/>
-              <w:rPr>
-                <w:sz w:val="24"/>
-                <w:szCs w:val="24"/>
-              </w:rPr>
-            </w:pPr>
-            <w:r>
-              <w:rPr>
-                <w:sz w:val="24"/>
-                <w:szCs w:val="24"/>
-              </w:rPr>
-              <w:t xml:space="preserve">Types of Major </w:t>
-            </w:r>
-            <w:proofErr w:type="spellStart"/>
-            <w:r>
-              <w:rPr>
-                <w:sz w:val="24"/>
-                <w:szCs w:val="24"/>
-              </w:rPr>
-              <w:t>Equipments</w:t>
-            </w:r>
-            <w:proofErr w:type="spellEnd"/>
-            <w:r>
-              <w:rPr>
-                <w:sz w:val="24"/>
-                <w:szCs w:val="24"/>
-              </w:rPr>
-              <w:t>/raw materials/ instruments/machines/ hardware/software used in industry with their specifications, approximate cost, specific use and routine maintenance done</w:t>
+            <w:r>
+              <w:rPr>
+                <w:sz w:val="24"/>
+                <w:szCs w:val="24"/>
+              </w:rPr>
+              <w:t>Major Hardware, Software, Development Tools and Technologies Used During Internship (Python, VS Code, Jupyter Notebook, Power BI, NumPy, Pandas, Matplotlib, Seaborn, Git &amp; GitHub, AI Tools)</w:t>
             </w:r>
           </w:p>
         </w:tc>
         <w:tc>
           <w:tcPr>
-            <w:tcW w:w="1518" w:type="dxa"/>
+            <w:tcW w:w="0" w:type="auto"/>
+            <w:vAlign w:val="center"/>
+            <w:hideMark/>
           </w:tcPr>
           <w:p>
             <w:pPr>
-              <w:pStyle w:val="TableParagraph"/>
-              <w:spacing w:before="251"/>
-              <w:ind w:left="9"/>
               <w:jc w:val="center"/>
               <w:rPr>
                 <w:sz w:val="24"/>
+                <w:szCs w:val="24"/>
               </w:rPr>
             </w:pPr>
             <w:r>
               <w:rPr>
                 <w:sz w:val="24"/>
-              </w:rPr>
-              <w:t>7</w:t>
-            </w:r>
-            <w:r>
-              <w:rPr>
-                <w:sz w:val="24"/>
-              </w:rPr>
-              <w:t xml:space="preserve"> - </w:t>
-            </w:r>
-            <w:r>
-              <w:rPr>
-                <w:sz w:val="24"/>
-              </w:rPr>
-              <w:t>7</w:t>
+                <w:szCs w:val="24"/>
+              </w:rPr>
+              <w:t>7 – 9</w:t>
             </w:r>
           </w:p>
         </w:tc>
       </w:tr>
       <w:tr>
         <w:trPr>
-          <w:trHeight w:val="884"/>
+          <w:trHeight w:val="1521"/>
+          <w:tblCellSpacing w:w="15" w:type="dxa"/>
         </w:trPr>
         <w:tc>
           <w:tcPr>
-            <w:tcW w:w="1556" w:type="dxa"/>
+            <w:tcW w:w="0" w:type="auto"/>
+            <w:vAlign w:val="center"/>
+            <w:hideMark/>
           </w:tcPr>
           <w:p>
             <w:pPr>
-              <w:pStyle w:val="TableParagraph"/>
-              <w:spacing w:before="248"/>
-              <w:ind w:left="11" w:right="5"/>
               <w:jc w:val="center"/>
               <w:rPr>
                 <w:sz w:val="24"/>
+                <w:szCs w:val="24"/>
               </w:rPr>
             </w:pPr>
             <w:r>
               <w:rPr>
-                <w:spacing w:val="-5"/>
-                <w:sz w:val="24"/>
+                <w:sz w:val="24"/>
+                <w:szCs w:val="24"/>
               </w:rPr>
               <w:t>4.</w:t>
             </w:r>
@@ -4067,109 +3961,74 @@
         </w:tc>
         <w:tc>
           <w:tcPr>
-            <w:tcW w:w="6237" w:type="dxa"/>
+            <w:tcW w:w="0" w:type="auto"/>
+            <w:vAlign w:val="center"/>
+            <w:hideMark/>
           </w:tcPr>
           <w:p>
             <w:pPr>
-              <w:pStyle w:val="TableParagraph"/>
               <w:jc w:val="center"/>
               <w:rPr>
                 <w:sz w:val="24"/>
                 <w:szCs w:val="24"/>
               </w:rPr>
             </w:pPr>
-          </w:p>
-          <w:p>
-            <w:pPr>
-              <w:pStyle w:val="TableParagraph"/>
-              <w:jc w:val="center"/>
-              <w:rPr>
-                <w:sz w:val="24"/>
-                <w:szCs w:val="24"/>
-              </w:rPr>
-            </w:pPr>
-            <w:r>
-              <w:rPr>
-                <w:sz w:val="24"/>
-                <w:szCs w:val="24"/>
-              </w:rPr>
-              <w:t xml:space="preserve">Processes/ Manufacturing </w:t>
-            </w:r>
-            <w:proofErr w:type="spellStart"/>
-            <w:r>
-              <w:rPr>
-                <w:sz w:val="24"/>
-                <w:szCs w:val="24"/>
-              </w:rPr>
-              <w:t>Manufacturing</w:t>
-            </w:r>
-            <w:proofErr w:type="spellEnd"/>
-            <w:r>
-              <w:rPr>
-                <w:sz w:val="24"/>
-                <w:szCs w:val="24"/>
-              </w:rPr>
-              <w:t xml:space="preserve"> techniques and methodologies and material handling procedures</w:t>
+            <w:r>
+              <w:rPr>
+                <w:sz w:val="24"/>
+                <w:szCs w:val="24"/>
+              </w:rPr>
+              <w:t>Training Methodology, Learning Process and Data Science Workflow (Python Programming, Data Analysis, Data Cleaning, EDA, Business Intelligence, Power BI Development)</w:t>
             </w:r>
           </w:p>
         </w:tc>
         <w:tc>
           <w:tcPr>
-            <w:tcW w:w="1518" w:type="dxa"/>
+            <w:tcW w:w="0" w:type="auto"/>
+            <w:vAlign w:val="center"/>
+            <w:hideMark/>
           </w:tcPr>
           <w:p>
             <w:pPr>
-              <w:pStyle w:val="TableParagraph"/>
-              <w:spacing w:before="248"/>
-              <w:ind w:left="9"/>
               <w:jc w:val="center"/>
               <w:rPr>
                 <w:sz w:val="24"/>
+                <w:szCs w:val="24"/>
               </w:rPr>
             </w:pPr>
             <w:r>
               <w:rPr>
                 <w:sz w:val="24"/>
-              </w:rPr>
-              <w:t>8</w:t>
-            </w:r>
-            <w:r>
-              <w:rPr>
-                <w:sz w:val="24"/>
-              </w:rPr>
-              <w:t xml:space="preserve"> - </w:t>
-            </w:r>
-            <w:r>
-              <w:rPr>
-                <w:sz w:val="24"/>
-              </w:rPr>
-              <w:t>8</w:t>
+                <w:szCs w:val="24"/>
+              </w:rPr>
+              <w:t>10 – 13</w:t>
             </w:r>
           </w:p>
         </w:tc>
       </w:tr>
       <w:tr>
         <w:trPr>
-          <w:trHeight w:val="1222"/>
+          <w:trHeight w:val="1490"/>
+          <w:tblCellSpacing w:w="15" w:type="dxa"/>
         </w:trPr>
         <w:tc>
           <w:tcPr>
-            <w:tcW w:w="1556" w:type="dxa"/>
+            <w:tcW w:w="0" w:type="auto"/>
+            <w:vAlign w:val="center"/>
+            <w:hideMark/>
           </w:tcPr>
           <w:p>
             <w:pPr>
-              <w:pStyle w:val="TableParagraph"/>
-              <w:spacing w:before="248"/>
-              <w:ind w:left="11" w:right="5"/>
               <w:jc w:val="center"/>
               <w:rPr>
                 <w:sz w:val="24"/>
+                <w:szCs w:val="24"/>
               </w:rPr>
             </w:pPr>
             <w:r>
               <w:rPr>
-                <w:spacing w:val="-5"/>
-                <w:sz w:val="24"/>
+                <w:sz w:val="24"/>
+                <w:szCs w:val="24"/>
               </w:rPr>
               <w:t>5.</w:t>
             </w:r>
@@ -4177,120 +4036,74 @@
         </w:tc>
         <w:tc>
           <w:tcPr>
-            <w:tcW w:w="6237" w:type="dxa"/>
+            <w:tcW w:w="0" w:type="auto"/>
+            <w:vAlign w:val="center"/>
+            <w:hideMark/>
           </w:tcPr>
           <w:p>
             <w:pPr>
-              <w:pStyle w:val="TableParagraph"/>
               <w:jc w:val="center"/>
               <w:rPr>
                 <w:sz w:val="24"/>
                 <w:szCs w:val="24"/>
               </w:rPr>
             </w:pPr>
-          </w:p>
-          <w:p>
-            <w:pPr>
-              <w:pStyle w:val="TableParagraph"/>
-              <w:jc w:val="center"/>
-              <w:rPr>
-                <w:sz w:val="24"/>
-                <w:szCs w:val="24"/>
-              </w:rPr>
-            </w:pPr>
-            <w:r>
-              <w:rPr>
-                <w:sz w:val="24"/>
-                <w:szCs w:val="24"/>
-              </w:rPr>
-              <w:t xml:space="preserve">Testing of Hardware/Software/ Raw materials/ Major material handling product (lifts, cranes, </w:t>
-            </w:r>
-            <w:proofErr w:type="spellStart"/>
-            <w:r>
-              <w:rPr>
-                <w:sz w:val="24"/>
-                <w:szCs w:val="24"/>
-              </w:rPr>
-              <w:t>slings,pulleys</w:t>
-            </w:r>
-            <w:proofErr w:type="spellEnd"/>
-            <w:r>
-              <w:rPr>
-                <w:sz w:val="24"/>
-                <w:szCs w:val="24"/>
-              </w:rPr>
-              <w:t>, jacks, conveyor belts etc.) and material handling procedures</w:t>
+            <w:r>
+              <w:rPr>
+                <w:sz w:val="24"/>
+                <w:szCs w:val="24"/>
+              </w:rPr>
+              <w:t>Testing Procedures, Project Validation and Data Processing Techniques (Python Programs, Dashboard Testing, Data Validation, Power BI Report Verification)</w:t>
             </w:r>
           </w:p>
         </w:tc>
         <w:tc>
           <w:tcPr>
-            <w:tcW w:w="1518" w:type="dxa"/>
+            <w:tcW w:w="0" w:type="auto"/>
+            <w:vAlign w:val="center"/>
+            <w:hideMark/>
           </w:tcPr>
           <w:p>
             <w:pPr>
-              <w:pStyle w:val="TableParagraph"/>
-              <w:spacing w:before="248"/>
-              <w:ind w:left="9" w:right="2"/>
               <w:jc w:val="center"/>
               <w:rPr>
                 <w:sz w:val="24"/>
+                <w:szCs w:val="24"/>
               </w:rPr>
             </w:pPr>
-          </w:p>
-          <w:p>
-            <w:pPr>
-              <w:pStyle w:val="TableParagraph"/>
-              <w:spacing w:before="248"/>
-              <w:ind w:right="2"/>
-              <w:jc w:val="center"/>
-              <w:rPr>
-                <w:sz w:val="24"/>
-              </w:rPr>
-            </w:pPr>
-            <w:r>
-              <w:rPr>
-                <w:sz w:val="24"/>
-              </w:rPr>
-              <w:t>9</w:t>
-            </w:r>
-            <w:r>
-              <w:rPr>
-                <w:sz w:val="24"/>
-              </w:rPr>
-              <w:t xml:space="preserve"> - </w:t>
-            </w:r>
-            <w:r>
-              <w:rPr>
-                <w:sz w:val="24"/>
-              </w:rPr>
-              <w:t>9</w:t>
+            <w:r>
+              <w:rPr>
+                <w:sz w:val="24"/>
+                <w:szCs w:val="24"/>
+              </w:rPr>
+              <w:t>14 – 16</w:t>
             </w:r>
           </w:p>
         </w:tc>
       </w:tr>
       <w:tr>
         <w:trPr>
-          <w:trHeight w:val="702"/>
+          <w:trHeight w:val="1014"/>
+          <w:tblCellSpacing w:w="15" w:type="dxa"/>
         </w:trPr>
         <w:tc>
           <w:tcPr>
-            <w:tcW w:w="1556" w:type="dxa"/>
+            <w:tcW w:w="0" w:type="auto"/>
+            <w:vAlign w:val="center"/>
+            <w:hideMark/>
           </w:tcPr>
           <w:p>
             <w:pPr>
-              <w:pStyle w:val="TableParagraph"/>
-              <w:spacing w:before="231"/>
-              <w:ind w:left="11" w:right="5"/>
               <w:jc w:val="center"/>
               <w:rPr>
                 <w:sz w:val="24"/>
+                <w:szCs w:val="24"/>
               </w:rPr>
             </w:pPr>
             <w:r>
               <w:rPr>
-                <w:spacing w:val="-5"/>
-                <w:sz w:val="24"/>
+                <w:sz w:val="24"/>
+                <w:szCs w:val="24"/>
               </w:rPr>
               <w:t>6.</w:t>
             </w:r>
@@ -4298,346 +4111,224 @@
         </w:tc>
         <w:tc>
           <w:tcPr>
-            <w:tcW w:w="6237" w:type="dxa"/>
+            <w:tcW w:w="0" w:type="auto"/>
+            <w:vAlign w:val="center"/>
+            <w:hideMark/>
           </w:tcPr>
           <w:p>
             <w:pPr>
-              <w:pStyle w:val="TableParagraph"/>
               <w:jc w:val="center"/>
               <w:rPr>
                 <w:sz w:val="24"/>
                 <w:szCs w:val="24"/>
               </w:rPr>
             </w:pPr>
-          </w:p>
-          <w:p>
-            <w:pPr>
-              <w:pStyle w:val="TableParagraph"/>
-              <w:jc w:val="center"/>
-              <w:rPr>
-                <w:sz w:val="24"/>
-                <w:szCs w:val="24"/>
-              </w:rPr>
-            </w:pPr>
-            <w:r>
-              <w:rPr>
-                <w:sz w:val="24"/>
-                <w:szCs w:val="24"/>
-              </w:rPr>
-              <w:t>Safety procedures followed and safety gears used by industry.</w:t>
+            <w:r>
+              <w:rPr>
+                <w:sz w:val="24"/>
+                <w:szCs w:val="24"/>
+              </w:rPr>
+              <w:t>Safety Procedures, Professional Ethics, Data Security and Best Practices Followed During the Internship</w:t>
             </w:r>
           </w:p>
         </w:tc>
         <w:tc>
           <w:tcPr>
-            <w:tcW w:w="1518" w:type="dxa"/>
+            <w:tcW w:w="0" w:type="auto"/>
+            <w:vAlign w:val="center"/>
+            <w:hideMark/>
           </w:tcPr>
           <w:p>
             <w:pPr>
-              <w:pStyle w:val="TableParagraph"/>
-              <w:spacing w:before="231"/>
-              <w:ind w:left="9"/>
               <w:jc w:val="center"/>
               <w:rPr>
                 <w:sz w:val="24"/>
+                <w:szCs w:val="24"/>
               </w:rPr>
             </w:pPr>
             <w:r>
               <w:rPr>
                 <w:sz w:val="24"/>
-              </w:rPr>
-              <w:t>1</w:t>
-            </w:r>
-            <w:r>
-              <w:rPr>
-                <w:sz w:val="24"/>
-              </w:rPr>
-              <w:t>0</w:t>
-            </w:r>
-            <w:r>
-              <w:rPr>
-                <w:sz w:val="24"/>
-              </w:rPr>
-              <w:t>- 1</w:t>
-            </w:r>
-            <w:r>
-              <w:rPr>
-                <w:sz w:val="24"/>
-              </w:rPr>
-              <w:t>0</w:t>
+                <w:szCs w:val="24"/>
+              </w:rPr>
+              <w:t>17 – 18</w:t>
             </w:r>
           </w:p>
         </w:tc>
       </w:tr>
       <w:tr>
         <w:trPr>
-          <w:trHeight w:val="738"/>
+          <w:trHeight w:val="1521"/>
+          <w:tblCellSpacing w:w="15" w:type="dxa"/>
         </w:trPr>
         <w:tc>
           <w:tcPr>
-            <w:tcW w:w="1556" w:type="dxa"/>
+            <w:tcW w:w="0" w:type="auto"/>
+            <w:vAlign w:val="center"/>
+            <w:hideMark/>
           </w:tcPr>
           <w:p>
             <w:pPr>
-              <w:pStyle w:val="TableParagraph"/>
-              <w:spacing w:before="231"/>
-              <w:ind w:left="11" w:right="5"/>
               <w:jc w:val="center"/>
               <w:rPr>
                 <w:sz w:val="24"/>
+                <w:szCs w:val="24"/>
               </w:rPr>
             </w:pPr>
             <w:r>
               <w:rPr>
-                <w:spacing w:val="-5"/>
-                <w:sz w:val="24"/>
-              </w:rPr>
-              <w:t>7</w:t>
+                <w:sz w:val="24"/>
+                <w:szCs w:val="24"/>
+              </w:rPr>
+              <w:t>7.</w:t>
             </w:r>
           </w:p>
         </w:tc>
         <w:tc>
           <w:tcPr>
-            <w:tcW w:w="6237" w:type="dxa"/>
+            <w:tcW w:w="0" w:type="auto"/>
+            <w:vAlign w:val="center"/>
+            <w:hideMark/>
           </w:tcPr>
           <w:p>
             <w:pPr>
-              <w:pStyle w:val="TableParagraph"/>
               <w:jc w:val="center"/>
               <w:rPr>
                 <w:sz w:val="24"/>
                 <w:szCs w:val="24"/>
               </w:rPr>
             </w:pPr>
-          </w:p>
-          <w:p>
-            <w:pPr>
-              <w:pStyle w:val="TableParagraph"/>
-              <w:jc w:val="center"/>
-              <w:rPr>
-                <w:sz w:val="24"/>
-                <w:szCs w:val="24"/>
-              </w:rPr>
-            </w:pPr>
-            <w:r>
-              <w:rPr>
-                <w:sz w:val="24"/>
-                <w:szCs w:val="24"/>
-              </w:rPr>
-              <w:t xml:space="preserve">Particulars of Practical Experiences in Industry/Organization if any </w:t>
-            </w:r>
-            <w:proofErr w:type="spellStart"/>
-            <w:r>
-              <w:rPr>
-                <w:sz w:val="24"/>
-                <w:szCs w:val="24"/>
-              </w:rPr>
-              <w:t>inProduction</w:t>
-            </w:r>
-            <w:proofErr w:type="spellEnd"/>
-            <w:r>
-              <w:rPr>
-                <w:sz w:val="24"/>
-                <w:szCs w:val="24"/>
-              </w:rPr>
-              <w:t>/Assembly/Testing/Maintenance</w:t>
+            <w:r>
+              <w:rPr>
+                <w:sz w:val="24"/>
+                <w:szCs w:val="24"/>
+              </w:rPr>
+              <w:t>Practical Experience Gained During the Internship (Python Programming, Data Analysis, Data Visualization, Power BI Dashboard Development and Generative AI Applications)</w:t>
             </w:r>
           </w:p>
         </w:tc>
         <w:tc>
           <w:tcPr>
-            <w:tcW w:w="1518" w:type="dxa"/>
+            <w:tcW w:w="0" w:type="auto"/>
+            <w:vAlign w:val="center"/>
+            <w:hideMark/>
           </w:tcPr>
           <w:p>
             <w:pPr>
-              <w:pStyle w:val="TableParagraph"/>
-              <w:spacing w:before="231"/>
-              <w:ind w:left="9"/>
               <w:jc w:val="center"/>
               <w:rPr>
                 <w:sz w:val="24"/>
+                <w:szCs w:val="24"/>
               </w:rPr>
             </w:pPr>
             <w:r>
               <w:rPr>
                 <w:sz w:val="24"/>
-              </w:rPr>
-              <w:t>1</w:t>
-            </w:r>
-            <w:r>
-              <w:rPr>
-                <w:sz w:val="24"/>
-              </w:rPr>
-              <w:t>1</w:t>
-            </w:r>
-            <w:r>
-              <w:rPr>
-                <w:sz w:val="24"/>
-              </w:rPr>
-              <w:t xml:space="preserve"> </w:t>
-            </w:r>
-            <w:r>
-              <w:rPr>
-                <w:sz w:val="24"/>
-              </w:rPr>
-              <w:t>–</w:t>
-            </w:r>
-            <w:r>
-              <w:rPr>
-                <w:sz w:val="24"/>
-              </w:rPr>
-              <w:t xml:space="preserve"> 1</w:t>
-            </w:r>
-            <w:r>
-              <w:rPr>
-                <w:sz w:val="24"/>
-              </w:rPr>
-              <w:t>1</w:t>
-            </w:r>
-          </w:p>
-          <w:p>
-            <w:pPr>
-              <w:pStyle w:val="TableParagraph"/>
-              <w:spacing w:before="231"/>
-              <w:ind w:left="9"/>
-              <w:jc w:val="center"/>
-              <w:rPr>
-                <w:sz w:val="24"/>
-              </w:rPr>
-            </w:pPr>
+                <w:szCs w:val="24"/>
+              </w:rPr>
+              <w:t>19 – 24</w:t>
+            </w:r>
           </w:p>
         </w:tc>
       </w:tr>
       <w:tr>
         <w:trPr>
-          <w:trHeight w:val="743"/>
+          <w:trHeight w:val="474"/>
+          <w:tblCellSpacing w:w="15" w:type="dxa"/>
         </w:trPr>
         <w:tc>
           <w:tcPr>
-            <w:tcW w:w="1556" w:type="dxa"/>
+            <w:tcW w:w="0" w:type="auto"/>
+            <w:vAlign w:val="center"/>
+            <w:hideMark/>
           </w:tcPr>
           <w:p>
             <w:pPr>
-              <w:pStyle w:val="TableParagraph"/>
-              <w:spacing w:before="231"/>
-              <w:ind w:left="11" w:right="4"/>
               <w:jc w:val="center"/>
               <w:rPr>
                 <w:sz w:val="24"/>
+                <w:szCs w:val="24"/>
               </w:rPr>
             </w:pPr>
             <w:r>
               <w:rPr>
-                <w:spacing w:val="-5"/>
-                <w:sz w:val="24"/>
-              </w:rPr>
-              <w:t>8</w:t>
-            </w:r>
-            <w:r>
-              <w:rPr>
-                <w:spacing w:val="-5"/>
-                <w:sz w:val="24"/>
-              </w:rPr>
-              <w:t>.</w:t>
+                <w:sz w:val="24"/>
+                <w:szCs w:val="24"/>
+              </w:rPr>
+              <w:t>8.</w:t>
             </w:r>
           </w:p>
         </w:tc>
         <w:tc>
           <w:tcPr>
-            <w:tcW w:w="6237" w:type="dxa"/>
+            <w:tcW w:w="0" w:type="auto"/>
+            <w:vAlign w:val="center"/>
+            <w:hideMark/>
           </w:tcPr>
           <w:p>
             <w:pPr>
-              <w:pStyle w:val="TableParagraph"/>
               <w:jc w:val="center"/>
               <w:rPr>
                 <w:sz w:val="24"/>
                 <w:szCs w:val="24"/>
               </w:rPr>
             </w:pPr>
-          </w:p>
-          <w:p>
-            <w:pPr>
-              <w:pStyle w:val="TableParagraph"/>
-              <w:jc w:val="center"/>
-              <w:rPr>
-                <w:sz w:val="24"/>
-                <w:szCs w:val="24"/>
-              </w:rPr>
-            </w:pPr>
-            <w:r>
-              <w:rPr>
-                <w:sz w:val="24"/>
-                <w:szCs w:val="24"/>
-              </w:rPr>
-              <w:t>Detailed report of the tasks undertaken (during the training).</w:t>
+            <w:r>
+              <w:rPr>
+                <w:sz w:val="24"/>
+                <w:szCs w:val="24"/>
+              </w:rPr>
+              <w:t>Detailed Report of Tasks Undertaken During the 12-Week Internship</w:t>
             </w:r>
           </w:p>
         </w:tc>
         <w:tc>
           <w:tcPr>
-            <w:tcW w:w="1518" w:type="dxa"/>
+            <w:tcW w:w="0" w:type="auto"/>
+            <w:vAlign w:val="center"/>
+            <w:hideMark/>
           </w:tcPr>
           <w:p>
             <w:pPr>
-              <w:pStyle w:val="TableParagraph"/>
-              <w:spacing w:before="231"/>
-              <w:ind w:right="2"/>
               <w:jc w:val="center"/>
               <w:rPr>
                 <w:sz w:val="24"/>
+                <w:szCs w:val="24"/>
               </w:rPr>
             </w:pPr>
             <w:r>
               <w:rPr>
                 <w:sz w:val="24"/>
-              </w:rPr>
-              <w:t>1</w:t>
-            </w:r>
-            <w:r>
-              <w:rPr>
-                <w:sz w:val="24"/>
-              </w:rPr>
-              <w:t>2</w:t>
-            </w:r>
-            <w:r>
-              <w:rPr>
-                <w:sz w:val="24"/>
-              </w:rPr>
-              <w:t xml:space="preserve"> - 1</w:t>
-            </w:r>
-            <w:r>
-              <w:rPr>
-                <w:sz w:val="24"/>
-              </w:rPr>
-              <w:t>2</w:t>
+                <w:szCs w:val="24"/>
+              </w:rPr>
+              <w:t>25 – 35</w:t>
             </w:r>
           </w:p>
         </w:tc>
       </w:tr>
       <w:tr>
         <w:trPr>
-          <w:trHeight w:val="1036"/>
+          <w:trHeight w:val="1014"/>
+          <w:tblCellSpacing w:w="15" w:type="dxa"/>
         </w:trPr>
         <w:tc>
           <w:tcPr>
-            <w:tcW w:w="1556" w:type="dxa"/>
+            <w:tcW w:w="0" w:type="auto"/>
+            <w:vAlign w:val="center"/>
+            <w:hideMark/>
           </w:tcPr>
           <w:p>
             <w:pPr>
-              <w:pStyle w:val="TableParagraph"/>
-              <w:spacing w:before="231"/>
-              <w:ind w:left="11" w:right="4"/>
               <w:jc w:val="center"/>
               <w:rPr>
-                <w:spacing w:val="-5"/>
-                <w:sz w:val="24"/>
+                <w:sz w:val="24"/>
+                <w:szCs w:val="24"/>
               </w:rPr>
             </w:pPr>
             <w:r>
               <w:rPr>
-                <w:spacing w:val="-5"/>
-                <w:sz w:val="24"/>
+                <w:sz w:val="24"/>
+                <w:szCs w:val="24"/>
               </w:rPr>
               <w:t>9.</w:t>
             </w:r>
@@ -4645,108 +4336,74 @@
         </w:tc>
         <w:tc>
           <w:tcPr>
-            <w:tcW w:w="6237" w:type="dxa"/>
+            <w:tcW w:w="0" w:type="auto"/>
+            <w:vAlign w:val="center"/>
+            <w:hideMark/>
           </w:tcPr>
           <w:p>
             <w:pPr>
-              <w:pStyle w:val="TableParagraph"/>
               <w:jc w:val="center"/>
               <w:rPr>
                 <w:sz w:val="24"/>
                 <w:szCs w:val="24"/>
               </w:rPr>
             </w:pPr>
-          </w:p>
-          <w:p>
-            <w:pPr>
-              <w:pStyle w:val="TableParagraph"/>
-              <w:jc w:val="center"/>
-              <w:rPr>
-                <w:sz w:val="24"/>
-                <w:szCs w:val="24"/>
-              </w:rPr>
-            </w:pPr>
-            <w:r>
-              <w:rPr>
-                <w:sz w:val="24"/>
-                <w:szCs w:val="24"/>
-              </w:rPr>
-              <w:t>Special/challenging experiences encountered during training if any (may include students liking &amp;disliking of workplaces).</w:t>
+            <w:r>
+              <w:rPr>
+                <w:sz w:val="24"/>
+                <w:szCs w:val="24"/>
+              </w:rPr>
+              <w:t>Challenges Faced During the Internship, Solutions Implemented and Learning Outcomes</w:t>
             </w:r>
           </w:p>
         </w:tc>
         <w:tc>
           <w:tcPr>
-            <w:tcW w:w="1518" w:type="dxa"/>
+            <w:tcW w:w="0" w:type="auto"/>
+            <w:vAlign w:val="center"/>
+            <w:hideMark/>
           </w:tcPr>
           <w:p>
             <w:pPr>
-              <w:pStyle w:val="TableParagraph"/>
-              <w:spacing w:before="231"/>
-              <w:ind w:right="2"/>
-              <w:rPr>
-                <w:sz w:val="24"/>
+              <w:jc w:val="center"/>
+              <w:rPr>
+                <w:sz w:val="24"/>
+                <w:szCs w:val="24"/>
               </w:rPr>
             </w:pPr>
-          </w:p>
-          <w:p>
-            <w:pPr>
-              <w:jc w:val="center"/>
-            </w:pPr>
-            <w:r>
-              <w:rPr>
-                <w:sz w:val="24"/>
-                <w:szCs w:val="24"/>
-              </w:rPr>
-              <w:t>1</w:t>
-            </w:r>
-            <w:r>
-              <w:rPr>
-                <w:sz w:val="24"/>
-                <w:szCs w:val="24"/>
-              </w:rPr>
-              <w:t>3</w:t>
-            </w:r>
-            <w:r>
-              <w:rPr>
-                <w:sz w:val="24"/>
-                <w:szCs w:val="24"/>
-              </w:rPr>
-              <w:t xml:space="preserve"> - 1</w:t>
-            </w:r>
-            <w:r>
-              <w:rPr>
-                <w:sz w:val="24"/>
-                <w:szCs w:val="24"/>
-              </w:rPr>
-              <w:t>3</w:t>
+            <w:r>
+              <w:rPr>
+                <w:sz w:val="24"/>
+                <w:szCs w:val="24"/>
+              </w:rPr>
+              <w:t>36 – 39</w:t>
             </w:r>
           </w:p>
         </w:tc>
       </w:tr>
       <w:tr>
         <w:trPr>
-          <w:trHeight w:val="743"/>
+          <w:trHeight w:val="505"/>
+          <w:tblCellSpacing w:w="15" w:type="dxa"/>
         </w:trPr>
         <w:tc>
           <w:tcPr>
-            <w:tcW w:w="1556" w:type="dxa"/>
+            <w:tcW w:w="0" w:type="auto"/>
+            <w:vAlign w:val="center"/>
+            <w:hideMark/>
           </w:tcPr>
           <w:p>
             <w:pPr>
-              <w:pStyle w:val="TableParagraph"/>
-              <w:spacing w:before="231"/>
-              <w:ind w:left="11" w:right="4"/>
               <w:jc w:val="center"/>
               <w:rPr>
-                <w:spacing w:val="-5"/>
-                <w:sz w:val="24"/>
+                <w:sz w:val="24"/>
+                <w:szCs w:val="24"/>
               </w:rPr>
             </w:pPr>
             <w:r>
               <w:rPr>
-                <w:spacing w:val="-5"/>
-                <w:sz w:val="24"/>
+                <w:sz w:val="24"/>
+                <w:szCs w:val="24"/>
               </w:rPr>
               <w:t>10.</w:t>
             </w:r>
@@ -4754,21 +4411,22 @@
         </w:tc>
         <w:tc>
           <w:tcPr>
-            <w:tcW w:w="6237" w:type="dxa"/>
+            <w:tcW w:w="0" w:type="auto"/>
+            <w:vAlign w:val="center"/>
+            <w:hideMark/>
           </w:tcPr>
           <w:p>
             <w:pPr>
-              <w:pStyle w:val="TableParagraph"/>
-              <w:spacing w:before="231"/>
-              <w:ind w:left="11" w:right="6"/>
               <w:jc w:val="center"/>
               <w:rPr>
                 <w:sz w:val="24"/>
+                <w:szCs w:val="24"/>
               </w:rPr>
             </w:pPr>
             <w:r>
               <w:rPr>
                 <w:sz w:val="24"/>
+                <w:szCs w:val="24"/>
               </w:rPr>
               <w:t>Conclusion</w:t>
             </w:r>
@@ -4776,68 +4434,51 @@
         </w:tc>
         <w:tc>
           <w:tcPr>
-            <w:tcW w:w="1518" w:type="dxa"/>
+            <w:tcW w:w="0" w:type="auto"/>
+            <w:vAlign w:val="center"/>
+            <w:hideMark/>
           </w:tcPr>
           <w:p>
             <w:pPr>
-              <w:pStyle w:val="TableParagraph"/>
-              <w:spacing w:before="231"/>
-              <w:ind w:right="2"/>
               <w:jc w:val="center"/>
               <w:rPr>
                 <w:sz w:val="24"/>
+                <w:szCs w:val="24"/>
               </w:rPr>
             </w:pPr>
             <w:r>
               <w:rPr>
                 <w:sz w:val="24"/>
-              </w:rPr>
-              <w:t>1</w:t>
-            </w:r>
-            <w:r>
-              <w:rPr>
-                <w:sz w:val="24"/>
-              </w:rPr>
-              <w:t>4</w:t>
-            </w:r>
-            <w:r>
-              <w:rPr>
-                <w:sz w:val="24"/>
-              </w:rPr>
-              <w:t xml:space="preserve"> – 1</w:t>
-            </w:r>
-            <w:r>
-              <w:rPr>
-                <w:sz w:val="24"/>
-              </w:rPr>
-              <w:t>4</w:t>
+                <w:szCs w:val="24"/>
+              </w:rPr>
+              <w:t>40 – 41</w:t>
             </w:r>
           </w:p>
         </w:tc>
       </w:tr>
       <w:tr>
         <w:trPr>
-          <w:trHeight w:val="743"/>
+          <w:trHeight w:val="474"/>
+          <w:tblCellSpacing w:w="15" w:type="dxa"/>
         </w:trPr>
         <w:tc>
           <w:tcPr>
-            <w:tcW w:w="1556" w:type="dxa"/>
+            <w:tcW w:w="0" w:type="auto"/>
+            <w:vAlign w:val="center"/>
+            <w:hideMark/>
           </w:tcPr>
           <w:p>
             <w:pPr>
-              <w:pStyle w:val="TableParagraph"/>
-              <w:spacing w:before="231"/>
-              <w:ind w:left="11" w:right="4"/>
               <w:jc w:val="center"/>
               <w:rPr>
-                <w:spacing w:val="-5"/>
-                <w:sz w:val="24"/>
+                <w:sz w:val="24"/>
+                <w:szCs w:val="24"/>
               </w:rPr>
             </w:pPr>
             <w:r>
               <w:rPr>
-                <w:spacing w:val="-5"/>
-                <w:sz w:val="24"/>
+                <w:sz w:val="24"/>
+                <w:szCs w:val="24"/>
               </w:rPr>
               <w:t>11.</w:t>
             </w:r>
@@ -4845,75 +4486,47 @@
         </w:tc>
         <w:tc>
           <w:tcPr>
-            <w:tcW w:w="6237" w:type="dxa"/>
+            <w:tcW w:w="0" w:type="auto"/>
+            <w:vAlign w:val="center"/>
+            <w:hideMark/>
           </w:tcPr>
           <w:p>
             <w:pPr>
-              <w:pStyle w:val="TableParagraph"/>
-              <w:spacing w:before="231"/>
-              <w:ind w:left="11" w:right="6"/>
               <w:jc w:val="center"/>
               <w:rPr>
                 <w:sz w:val="24"/>
+                <w:szCs w:val="24"/>
               </w:rPr>
             </w:pPr>
             <w:r>
               <w:rPr>
                 <w:sz w:val="24"/>
-              </w:rPr>
-              <w:t>References / sources of information</w:t>
+                <w:szCs w:val="24"/>
+              </w:rPr>
+              <w:t>References / Sources of Information</w:t>
             </w:r>
           </w:p>
         </w:tc>
         <w:tc>
           <w:tcPr>
-            <w:tcW w:w="1518" w:type="dxa"/>
+            <w:tcW w:w="0" w:type="auto"/>
+            <w:vAlign w:val="center"/>
+            <w:hideMark/>
           </w:tcPr>
           <w:p>
             <w:pPr>
-              <w:pStyle w:val="TableParagraph"/>
-              <w:spacing w:before="231"/>
-              <w:ind w:right="2"/>
               <w:jc w:val="center"/>
               <w:rPr>
                 <w:sz w:val="24"/>
+                <w:szCs w:val="24"/>
               </w:rPr>
             </w:pPr>
             <w:r>
               <w:rPr>
                 <w:sz w:val="24"/>
-              </w:rPr>
-              <w:t>1</w:t>
-            </w:r>
-            <w:r>
-              <w:rPr>
-                <w:sz w:val="24"/>
-              </w:rPr>
-              <w:t>5</w:t>
-            </w:r>
-            <w:r>
-              <w:rPr>
-                <w:sz w:val="24"/>
-              </w:rPr>
-              <w:t xml:space="preserve"> </w:t>
-            </w:r>
-            <w:r>
-              <w:rPr>
-                <w:sz w:val="24"/>
-              </w:rPr>
-              <w:t>–</w:t>
-            </w:r>
-            <w:r>
-              <w:rPr>
-                <w:sz w:val="24"/>
-              </w:rPr>
-              <w:t xml:space="preserve"> 1</w:t>
-            </w:r>
-            <w:r>
-              <w:rPr>
-                <w:sz w:val="24"/>
-              </w:rPr>
-              <w:t>5</w:t>
+                <w:szCs w:val="24"/>
+              </w:rPr>
+              <w:t>42 – 43</w:t>
             </w:r>
           </w:p>
         </w:tc>
@@ -4924,6 +4537,7 @@
         <w:jc w:val="center"/>
         <w:rPr>
           <w:sz w:val="24"/>
+          <w:szCs w:val="24"/>
         </w:rPr>
         <w:sectPr>
           <w:pgSz w:w="11910" w:h="16840"/>
@@ -4936,56 +4550,6 @@
           </w:pgBorders>
           <w:cols w:space="720"/>
         </w:sectPr>
-      </w:pPr>
-    </w:p>
-    <w:p>
-      <w:pPr>
-        <w:pStyle w:val="BodyText"/>
-        <w:spacing w:before="118"/>
-        <w:rPr>
-          <w:b/>
-          <w:sz w:val="20"/>
-        </w:rPr>
-      </w:pPr>
-    </w:p>
-    <w:p>
-      <w:pPr>
-        <w:pStyle w:val="BodyText"/>
-        <w:spacing w:before="118"/>
-        <w:rPr>
-          <w:b/>
-          <w:sz w:val="20"/>
-        </w:rPr>
-      </w:pPr>
-    </w:p>
-    <w:p>
-      <w:pPr>
-        <w:pStyle w:val="BodyText"/>
-        <w:spacing w:before="118"/>
-        <w:rPr>
-          <w:b/>
-          <w:sz w:val="20"/>
-        </w:rPr>
-      </w:pPr>
-    </w:p>
-    <w:p>
-      <w:pPr>
-        <w:pStyle w:val="BodyText"/>
-        <w:spacing w:before="118"/>
-        <w:rPr>
-          <w:b/>
-          <w:sz w:val="20"/>
-        </w:rPr>
-      </w:pPr>
-    </w:p>
-    <w:p>
-      <w:pPr>
-        <w:pStyle w:val="BodyText"/>
-        <w:spacing w:before="118"/>
-        <w:rPr>
-          <w:b/>
-          <w:sz w:val="20"/>
-        </w:rPr>
       </w:pPr>
     </w:p>
     <w:p>
@@ -6822,7 +6386,6 @@
   <w:style w:type="character" w:default="1" w:styleId="DefaultParagraphFont">
     <w:name w:val="Default Paragraph Font"/>
     <w:uiPriority w:val="1"/>
-    <w:semiHidden/>
     <w:unhideWhenUsed/>
   </w:style>
   <w:style w:type="table" w:default="1" w:styleId="TableNormal">

--- a/Front Pages Internship.docx
+++ b/Front Pages Internship.docx
@@ -3363,14 +3363,7 @@
               <w:rPr>
                 <w:sz w:val="24"/>
               </w:rPr>
-              <w:t>1.</w:t>
-            </w:r>
-            <w:r>
-              <w:rPr>
-                <w:spacing w:val="28"/>
-                <w:sz w:val="24"/>
-              </w:rPr>
-              <w:t xml:space="preserve">  </w:t>
+              <w:t xml:space="preserve">    </w:t>
             </w:r>
             <w:r>
               <w:rPr>
@@ -3426,13 +3419,109 @@
     </w:p>
     <w:p>
       <w:pPr>
-        <w:pStyle w:val="BodyText"/>
-        <w:spacing w:before="10"/>
-        <w:rPr>
-          <w:b/>
-          <w:sz w:val="32"/>
-        </w:rPr>
-      </w:pPr>
+        <w:spacing w:line="276" w:lineRule="auto"/>
+        <w:ind w:firstLine="720"/>
+        <w:jc w:val="both"/>
+        <w:rPr>
+          <w:sz w:val="24"/>
+          <w:szCs w:val="24"/>
+        </w:rPr>
+      </w:pPr>
+      <w:r>
+        <w:rPr>
+          <w:sz w:val="24"/>
+          <w:szCs w:val="24"/>
+        </w:rPr>
+        <w:t xml:space="preserve">The 12-week Industrial Internship was successfully completed at </w:t>
+      </w:r>
+      <w:proofErr w:type="spellStart"/>
+      <w:r>
+        <w:rPr>
+          <w:sz w:val="24"/>
+          <w:szCs w:val="24"/>
+        </w:rPr>
+        <w:t>SoftTech</w:t>
+      </w:r>
+      <w:proofErr w:type="spellEnd"/>
+      <w:r>
+        <w:rPr>
+          <w:sz w:val="24"/>
+          <w:szCs w:val="24"/>
+        </w:rPr>
+        <w:t xml:space="preserve"> Computer Training Institute with the objective of gaining practical knowledge in Data Science, Data Analysis using Python, Microsoft Power BI, Power Query Editor, DAX, and Generative AI. The internship was designed to bridge the gap between academic learning and industry requirements through hands-on training, practical assignments, and real-world projects.</w:t>
+      </w:r>
+    </w:p>
+    <w:p>
+      <w:pPr>
+        <w:spacing w:line="276" w:lineRule="auto"/>
+        <w:ind w:firstLine="720"/>
+        <w:jc w:val="both"/>
+        <w:rPr>
+          <w:sz w:val="24"/>
+          <w:szCs w:val="24"/>
+        </w:rPr>
+      </w:pPr>
+      <w:r>
+        <w:rPr>
+          <w:sz w:val="24"/>
+          <w:szCs w:val="24"/>
+        </w:rPr>
+        <w:t>During the internship, comprehensive training was received in Python programming, covering programming fundamentals, object-oriented programming, exception handling, file handling, and data analysis using NumPy, Pandas, Matplotlib, and Seaborn. Practical experience was gained in data cleaning, preprocessing, exploratory data analysis (EDA), feature engineering, and data visualization using real-world datasets.</w:t>
+      </w:r>
+    </w:p>
+    <w:p>
+      <w:pPr>
+        <w:spacing w:line="276" w:lineRule="auto"/>
+        <w:ind w:firstLine="720"/>
+        <w:jc w:val="both"/>
+        <w:rPr>
+          <w:sz w:val="24"/>
+          <w:szCs w:val="24"/>
+        </w:rPr>
+      </w:pPr>
+      <w:r>
+        <w:rPr>
+          <w:sz w:val="24"/>
+          <w:szCs w:val="24"/>
+        </w:rPr>
+        <w:t>The internship also focused on Business Intelligence and Microsoft Power BI, where interactive dashboards and reports were developed using a variety of visualizations. Hands-on experience was gained in Power Query Editor for data transformation, cleaning, merging, and preprocessing, while DAX (Data Analysis Expressions) was used to create calculated columns, measures, and analytical reports for effective business decision-making.</w:t>
+      </w:r>
+    </w:p>
+    <w:p>
+      <w:pPr>
+        <w:spacing w:line="276" w:lineRule="auto"/>
+        <w:ind w:firstLine="720"/>
+        <w:jc w:val="both"/>
+        <w:rPr>
+          <w:sz w:val="24"/>
+          <w:szCs w:val="24"/>
+        </w:rPr>
+      </w:pPr>
+      <w:r>
+        <w:rPr>
+          <w:sz w:val="24"/>
+          <w:szCs w:val="24"/>
+        </w:rPr>
+        <w:t>In addition, exposure was provided to Generative AI tools such as ChatGPT, Google Gemini, and Microsoft Copilot, along with professional communication, Git, GitHub, and workplace practices. The successful completion of assignments, exploratory data analysis projects, and Power BI dashboard projects significantly enhanced technical knowledge, analytical thinking, and problem-solving skills.</w:t>
+      </w:r>
+    </w:p>
+    <w:p>
+      <w:pPr>
+        <w:spacing w:line="276" w:lineRule="auto"/>
+        <w:ind w:firstLine="720"/>
+        <w:jc w:val="both"/>
+        <w:rPr>
+          <w:sz w:val="24"/>
+          <w:szCs w:val="24"/>
+        </w:rPr>
+      </w:pPr>
+      <w:r>
+        <w:rPr>
+          <w:sz w:val="24"/>
+          <w:szCs w:val="24"/>
+        </w:rPr>
+        <w:t>This report presents the training activities, software tools, projects completed, and practical experience gained during the internship. The internship strengthened my foundation in Python, Data Analytics, Power BI, Power Query, and DAX, while improving my professional skills and preparing me for a career in Data Science, Data Analytics, and Business Intelligence.</w:t>
+      </w:r>
     </w:p>
     <w:p>
       <w:pPr>
@@ -3448,74 +3537,7 @@
           <w:sz w:val="24"/>
           <w:szCs w:val="24"/>
         </w:rPr>
-        <w:t xml:space="preserve">The 12-week Industrial Internship was successfully completed at </w:t>
-      </w:r>
-      <w:proofErr w:type="spellStart"/>
-      <w:r>
-        <w:rPr>
-          <w:sz w:val="24"/>
-          <w:szCs w:val="24"/>
-        </w:rPr>
-        <w:t>SoftTech</w:t>
-      </w:r>
-      <w:proofErr w:type="spellEnd"/>
-      <w:r>
-        <w:rPr>
-          <w:sz w:val="24"/>
-          <w:szCs w:val="24"/>
-        </w:rPr>
-        <w:t xml:space="preserve"> Computer Training Institute, where the primary objective was to bridge the gap between academic learning and industry requirements through practical training in Data Science, Data Analysis using Python, Business Intelligence, Power BI, and Generative AI. The internship was designed to develop technical knowledge, analytical thinking, and professional skills required in the modern IT industry.</w:t>
-      </w:r>
-    </w:p>
-    <w:p>
-      <w:pPr>
-        <w:spacing w:line="276" w:lineRule="auto"/>
-        <w:jc w:val="both"/>
-        <w:rPr>
-          <w:sz w:val="24"/>
-          <w:szCs w:val="24"/>
-        </w:rPr>
-      </w:pPr>
-      <w:r>
-        <w:rPr>
-          <w:sz w:val="24"/>
-          <w:szCs w:val="24"/>
-        </w:rPr>
-        <w:t>During the internship, comprehensive training was provided in Python programming, including object-oriented programming concepts, exception handling, file handling, and the use of libraries such as NumPy, Pandas, Matplotlib, and Seaborn for data analysis and visualization. Practical knowledge of data cleaning, preprocessing, exploratory data analysis (EDA), feature engineering, and statistical analysis was acquired through hands-on exercises and real-world datasets. Additionally, the internship introduced Business Intelligence concepts and the use of Microsoft Power BI for creating interactive dashboards, reports, data models, and visualizations using Power Query and DAX.</w:t>
-      </w:r>
-    </w:p>
-    <w:p>
-      <w:pPr>
-        <w:spacing w:line="276" w:lineRule="auto"/>
-        <w:jc w:val="both"/>
-        <w:rPr>
-          <w:sz w:val="24"/>
-          <w:szCs w:val="24"/>
-        </w:rPr>
-      </w:pPr>
-      <w:r>
-        <w:rPr>
-          <w:sz w:val="24"/>
-          <w:szCs w:val="24"/>
-        </w:rPr>
-        <w:t>The training also covered the latest Generative AI technologies, including ChatGPT, Google Gemini, Claude, Git, GitHub, and professional workplace practices, enabling students to understand emerging technologies and industry workflows. Throughout the internship, several assignments, mini-projects, and a Power BI dashboard project were completed, strengthening problem-solving abilities, technical proficiency, teamwork, communication, and documentation skills.</w:t>
-      </w:r>
-    </w:p>
-    <w:p>
-      <w:pPr>
-        <w:spacing w:line="276" w:lineRule="auto"/>
-        <w:jc w:val="both"/>
-        <w:rPr>
-          <w:sz w:val="24"/>
-          <w:szCs w:val="24"/>
-        </w:rPr>
-      </w:pPr>
-      <w:r>
-        <w:rPr>
-          <w:sz w:val="24"/>
-          <w:szCs w:val="24"/>
-        </w:rPr>
-        <w:t xml:space="preserve">This report presents the organizational structure of the institute, training methodologies, software tools used, practical tasks performed, learning outcomes, challenges encountered, and the overall experience gained during the internship. The industrial training significantly enhanced both technical and professional competencies, providing valuable exposure to real-world applications of data science, business intelligence, and modern software development practices. The knowledge and experience gained during this internship have strengthened the foundation for future academic projects and career opportunities in the fields of Data Science, Data Analytics, Business Intelligence, and Artificial Intelligence. </w:t>
+        <w:t xml:space="preserve">. </w:t>
       </w:r>
     </w:p>
     <w:p>
